--- a/modelos/04 - NOVA PROCURAÇÃO INSS.docx
+++ b/modelos/04 - NOVA PROCURAÇÃO INSS.docx
@@ -102,6 +102,30 @@
         <w:rPr>
           <w:rFonts w:ascii="Bookman Old Style" w:hAnsi="Bookman Old Style"/>
         </w:rPr>
+        <w:t xml:space="preserve">. </w:t>
+      </w:r>
+      <w:r>
+        <w:rPr>
+          <w:rFonts w:ascii="Bookman Old Style" w:hAnsi="Bookman Old Style"/>
+        </w:rPr>
+        <w:t>${litis</w:t>
+      </w:r>
+      <w:r>
+        <w:rPr>
+          <w:rFonts w:ascii="Bookman Old Style" w:hAnsi="Bookman Old Style"/>
+        </w:rPr>
+        <w:t>}</w:t>
+      </w:r>
+      <w:r>
+        <w:rPr>
+          <w:rFonts w:ascii="Bookman Old Style" w:hAnsi="Bookman Old Style"/>
+        </w:rPr>
+        <w:t>.</w:t>
+      </w:r>
+      <w:r>
+        <w:rPr>
+          <w:rFonts w:ascii="Bookman Old Style" w:hAnsi="Bookman Old Style"/>
+        </w:rPr>
         <w:t xml:space="preserve"> </w:t>
       </w:r>
       <w:r>
@@ -109,7 +133,14 @@
           <w:rFonts w:ascii="Bookman Old Style" w:hAnsi="Bookman Old Style"/>
           <w:lang w:val="pt-BR"/>
         </w:rPr>
-        <w:t xml:space="preserve">nomeio e constituo meu advogado </w:t>
+        <w:t>N</w:t>
+      </w:r>
+      <w:r>
+        <w:rPr>
+          <w:rFonts w:ascii="Bookman Old Style" w:hAnsi="Bookman Old Style"/>
+          <w:lang w:val="pt-BR"/>
+        </w:rPr>
+        <w:t xml:space="preserve">omeio e constituo meu advogado </w:t>
       </w:r>
       <w:r>
         <w:rPr>
@@ -354,6 +385,7 @@
               </w:rPr>
               <w:t xml:space="preserve">II.  </w:t>
             </w:r>
+            <w:proofErr w:type="gramStart"/>
             <w:r>
               <w:rPr>
                 <w:rFonts w:ascii="Bookman Old Style" w:eastAsia="Calibri" w:hAnsi="Bookman Old Style"/>
@@ -375,6 +407,7 @@
               </w:rPr>
               <w:t>(</w:t>
             </w:r>
+            <w:proofErr w:type="gramEnd"/>
             <w:r>
               <w:rPr>
                 <w:rFonts w:ascii="Bookman Old Style" w:eastAsia="Calibri" w:hAnsi="Bookman Old Style"/>
@@ -442,6 +475,7 @@
               </w:rPr>
               <w:t xml:space="preserve">III. </w:t>
             </w:r>
+            <w:proofErr w:type="gramStart"/>
             <w:r>
               <w:rPr>
                 <w:rFonts w:ascii="Bookman Old Style" w:eastAsia="Calibri" w:hAnsi="Bookman Old Style"/>
@@ -456,6 +490,7 @@
               </w:rPr>
               <w:t>(</w:t>
             </w:r>
+            <w:proofErr w:type="gramEnd"/>
             <w:r>
               <w:rPr>
                 <w:rFonts w:ascii="Bookman Old Style" w:eastAsia="Calibri" w:hAnsi="Bookman Old Style"/>
@@ -500,7 +535,15 @@
                 <w:rFonts w:ascii="Bookman Old Style" w:eastAsia="Calibri" w:hAnsi="Bookman Old Style"/>
                 <w:lang w:val="pt-BR"/>
               </w:rPr>
-              <w:t xml:space="preserve">  </w:t>
+              <w:t xml:space="preserve"> </w:t>
+            </w:r>
+            <w:proofErr w:type="gramStart"/>
+            <w:r>
+              <w:rPr>
+                <w:rFonts w:ascii="Bookman Old Style" w:eastAsia="Calibri" w:hAnsi="Bookman Old Style"/>
+                <w:lang w:val="pt-BR"/>
+              </w:rPr>
+              <w:t xml:space="preserve"> </w:t>
             </w:r>
             <w:r>
               <w:rPr>
@@ -523,6 +566,7 @@
               </w:rPr>
               <w:t>(</w:t>
             </w:r>
+            <w:proofErr w:type="gramEnd"/>
             <w:r>
               <w:rPr>
                 <w:rFonts w:ascii="Bookman Old Style" w:eastAsia="Calibri" w:hAnsi="Bookman Old Style"/>
@@ -627,7 +671,15 @@
                 <w:rFonts w:ascii="Bookman Old Style" w:eastAsia="Calibri" w:hAnsi="Bookman Old Style"/>
                 <w:lang w:val="pt-BR"/>
               </w:rPr>
-              <w:t xml:space="preserve">VI.  </w:t>
+              <w:t xml:space="preserve">VI. </w:t>
+            </w:r>
+            <w:proofErr w:type="gramStart"/>
+            <w:r>
+              <w:rPr>
+                <w:rFonts w:ascii="Bookman Old Style" w:eastAsia="Calibri" w:hAnsi="Bookman Old Style"/>
+                <w:lang w:val="pt-BR"/>
+              </w:rPr>
+              <w:t xml:space="preserve"> </w:t>
             </w:r>
             <w:r>
               <w:rPr>
@@ -650,6 +702,7 @@
               </w:rPr>
               <w:t>(</w:t>
             </w:r>
+            <w:proofErr w:type="gramEnd"/>
             <w:r>
               <w:rPr>
                 <w:rFonts w:ascii="Bookman Old Style" w:eastAsia="Calibri" w:hAnsi="Bookman Old Style"/>
@@ -680,7 +733,15 @@
                 <w:rFonts w:ascii="Bookman Old Style" w:eastAsia="Calibri" w:hAnsi="Bookman Old Style"/>
                 <w:lang w:val="pt-BR"/>
               </w:rPr>
-              <w:t xml:space="preserve">VII. </w:t>
+              <w:t>VII.</w:t>
+            </w:r>
+            <w:proofErr w:type="gramStart"/>
+            <w:r>
+              <w:rPr>
+                <w:rFonts w:ascii="Bookman Old Style" w:eastAsia="Calibri" w:hAnsi="Bookman Old Style"/>
+                <w:lang w:val="pt-BR"/>
+              </w:rPr>
+              <w:t xml:space="preserve"> </w:t>
             </w:r>
             <w:r>
               <w:rPr>
@@ -703,6 +764,7 @@
               </w:rPr>
               <w:t>(</w:t>
             </w:r>
+            <w:proofErr w:type="gramEnd"/>
             <w:r>
               <w:rPr>
                 <w:rFonts w:ascii="Bookman Old Style" w:eastAsia="Calibri" w:hAnsi="Bookman Old Style"/>
@@ -728,6 +790,7 @@
                 <w:lang w:val="pt-BR"/>
               </w:rPr>
             </w:pPr>
+            <w:proofErr w:type="gramStart"/>
             <w:r>
               <w:rPr>
                 <w:rFonts w:ascii="Bookman Old Style" w:eastAsia="Calibri" w:hAnsi="Bookman Old Style"/>
@@ -742,6 +805,7 @@
               </w:rPr>
               <w:t xml:space="preserve">  (</w:t>
             </w:r>
+            <w:proofErr w:type="gramEnd"/>
             <w:r>
               <w:rPr>
                 <w:rFonts w:ascii="Bookman Old Style" w:eastAsia="Calibri" w:hAnsi="Bookman Old Style"/>
@@ -821,7 +885,15 @@
                 <w:rFonts w:ascii="Bookman Old Style" w:eastAsia="Calibri" w:hAnsi="Bookman Old Style"/>
                 <w:lang w:val="pt-BR"/>
               </w:rPr>
-              <w:t xml:space="preserve">  </w:t>
+              <w:t xml:space="preserve"> </w:t>
+            </w:r>
+            <w:proofErr w:type="gramStart"/>
+            <w:r>
+              <w:rPr>
+                <w:rFonts w:ascii="Bookman Old Style" w:eastAsia="Calibri" w:hAnsi="Bookman Old Style"/>
+                <w:lang w:val="pt-BR"/>
+              </w:rPr>
+              <w:t xml:space="preserve"> </w:t>
             </w:r>
             <w:r>
               <w:rPr>
@@ -844,6 +916,7 @@
               </w:rPr>
               <w:t>(</w:t>
             </w:r>
+            <w:proofErr w:type="gramEnd"/>
             <w:r>
               <w:rPr>
                 <w:rFonts w:ascii="Bookman Old Style" w:eastAsia="Calibri" w:hAnsi="Bookman Old Style"/>
@@ -943,6 +1016,7 @@
               </w:rPr>
               <w:t xml:space="preserve">XI. </w:t>
             </w:r>
+            <w:proofErr w:type="gramStart"/>
             <w:r>
               <w:rPr>
                 <w:rFonts w:ascii="Bookman Old Style" w:eastAsia="Calibri" w:hAnsi="Bookman Old Style"/>
@@ -971,6 +1045,7 @@
               </w:rPr>
               <w:t>(</w:t>
             </w:r>
+            <w:proofErr w:type="gramEnd"/>
             <w:r>
               <w:rPr>
                 <w:rFonts w:ascii="Bookman Old Style" w:eastAsia="Calibri" w:hAnsi="Bookman Old Style"/>
@@ -1015,7 +1090,15 @@
                 <w:rFonts w:ascii="Bookman Old Style" w:eastAsia="Calibri" w:hAnsi="Bookman Old Style"/>
                 <w:lang w:val="pt-BR"/>
               </w:rPr>
-              <w:t xml:space="preserve">. </w:t>
+              <w:t>.</w:t>
+            </w:r>
+            <w:proofErr w:type="gramStart"/>
+            <w:r>
+              <w:rPr>
+                <w:rFonts w:ascii="Bookman Old Style" w:eastAsia="Calibri" w:hAnsi="Bookman Old Style"/>
+                <w:lang w:val="pt-BR"/>
+              </w:rPr>
+              <w:t xml:space="preserve"> </w:t>
             </w:r>
             <w:r>
               <w:rPr>
@@ -1038,6 +1121,7 @@
               </w:rPr>
               <w:t>(</w:t>
             </w:r>
+            <w:proofErr w:type="gramEnd"/>
             <w:r>
               <w:rPr>
                 <w:rFonts w:ascii="Bookman Old Style" w:eastAsia="Calibri" w:hAnsi="Bookman Old Style"/>
@@ -1063,6 +1147,7 @@
                 <w:lang w:val="pt-BR"/>
               </w:rPr>
             </w:pPr>
+            <w:proofErr w:type="gramStart"/>
             <w:r>
               <w:rPr>
                 <w:rFonts w:ascii="Bookman Old Style" w:eastAsia="Calibri" w:hAnsi="Bookman Old Style"/>
@@ -1077,6 +1162,7 @@
               </w:rPr>
               <w:t>(</w:t>
             </w:r>
+            <w:proofErr w:type="gramEnd"/>
             <w:r>
               <w:rPr>
                 <w:rFonts w:ascii="Bookman Old Style" w:eastAsia="Calibri" w:hAnsi="Bookman Old Style"/>
@@ -1116,6 +1202,7 @@
                 <w:lang w:val="pt-BR"/>
               </w:rPr>
             </w:pPr>
+            <w:proofErr w:type="gramStart"/>
             <w:r>
               <w:rPr>
                 <w:rFonts w:ascii="Bookman Old Style" w:eastAsia="Calibri" w:hAnsi="Bookman Old Style"/>
@@ -1137,6 +1224,7 @@
               </w:rPr>
               <w:t>.  (</w:t>
             </w:r>
+            <w:proofErr w:type="gramEnd"/>
             <w:r>
               <w:rPr>
                 <w:rFonts w:ascii="Bookman Old Style" w:eastAsia="Calibri" w:hAnsi="Bookman Old Style"/>
@@ -1169,6 +1257,7 @@
               </w:rPr>
               <w:t xml:space="preserve">XV. </w:t>
             </w:r>
+            <w:proofErr w:type="gramStart"/>
             <w:r>
               <w:rPr>
                 <w:rFonts w:ascii="Bookman Old Style" w:eastAsia="Calibri" w:hAnsi="Bookman Old Style"/>
@@ -1197,6 +1286,7 @@
               </w:rPr>
               <w:t>(</w:t>
             </w:r>
+            <w:proofErr w:type="gramEnd"/>
             <w:r>
               <w:rPr>
                 <w:rFonts w:ascii="Bookman Old Style" w:eastAsia="Calibri" w:hAnsi="Bookman Old Style"/>
@@ -1227,7 +1317,15 @@
                 <w:rFonts w:ascii="Bookman Old Style" w:eastAsia="Calibri" w:hAnsi="Bookman Old Style"/>
                 <w:lang w:val="pt-BR"/>
               </w:rPr>
-              <w:t xml:space="preserve">XVI. </w:t>
+              <w:t>XVI.</w:t>
+            </w:r>
+            <w:proofErr w:type="gramStart"/>
+            <w:r>
+              <w:rPr>
+                <w:rFonts w:ascii="Bookman Old Style" w:eastAsia="Calibri" w:hAnsi="Bookman Old Style"/>
+                <w:lang w:val="pt-BR"/>
+              </w:rPr>
+              <w:t xml:space="preserve"> </w:t>
             </w:r>
             <w:r>
               <w:rPr>
@@ -1250,6 +1348,7 @@
               </w:rPr>
               <w:t>(</w:t>
             </w:r>
+            <w:proofErr w:type="gramEnd"/>
             <w:r>
               <w:rPr>
                 <w:rFonts w:ascii="Bookman Old Style" w:eastAsia="Calibri" w:hAnsi="Bookman Old Style"/>
@@ -1280,7 +1379,15 @@
                 <w:rFonts w:ascii="Bookman Old Style" w:eastAsia="Calibri" w:hAnsi="Bookman Old Style"/>
                 <w:lang w:val="pt-BR"/>
               </w:rPr>
-              <w:t xml:space="preserve">XVI. </w:t>
+              <w:t>XVI.</w:t>
+            </w:r>
+            <w:proofErr w:type="gramStart"/>
+            <w:r>
+              <w:rPr>
+                <w:rFonts w:ascii="Bookman Old Style" w:eastAsia="Calibri" w:hAnsi="Bookman Old Style"/>
+                <w:lang w:val="pt-BR"/>
+              </w:rPr>
+              <w:t xml:space="preserve"> </w:t>
             </w:r>
             <w:r>
               <w:rPr>
@@ -1296,6 +1403,7 @@
               </w:rPr>
               <w:t>(</w:t>
             </w:r>
+            <w:proofErr w:type="gramEnd"/>
             <w:r>
               <w:rPr>
                 <w:rFonts w:ascii="Bookman Old Style" w:eastAsia="Calibri" w:hAnsi="Bookman Old Style"/>
@@ -1393,8 +1501,17 @@
                 <w:rFonts w:ascii="Bookman Old Style" w:eastAsia="Calibri" w:hAnsi="Bookman Old Style"/>
                 <w:lang w:val="pt-BR"/>
               </w:rPr>
-              <w:t>X.    (</w:t>
-            </w:r>
+              <w:t xml:space="preserve">X. </w:t>
+            </w:r>
+            <w:proofErr w:type="gramStart"/>
+            <w:r>
+              <w:rPr>
+                <w:rFonts w:ascii="Bookman Old Style" w:eastAsia="Calibri" w:hAnsi="Bookman Old Style"/>
+                <w:lang w:val="pt-BR"/>
+              </w:rPr>
+              <w:t xml:space="preserve">   (</w:t>
+            </w:r>
+            <w:proofErr w:type="gramEnd"/>
             <w:r>
               <w:rPr>
                 <w:rFonts w:ascii="Bookman Old Style" w:eastAsia="Calibri" w:hAnsi="Bookman Old Style"/>
@@ -1432,7 +1549,15 @@
                 <w:rFonts w:ascii="Bookman Old Style" w:eastAsia="Calibri" w:hAnsi="Bookman Old Style"/>
                 <w:lang w:val="pt-BR"/>
               </w:rPr>
-              <w:t xml:space="preserve">    </w:t>
+              <w:t xml:space="preserve"> </w:t>
+            </w:r>
+            <w:proofErr w:type="gramStart"/>
+            <w:r>
+              <w:rPr>
+                <w:rFonts w:ascii="Bookman Old Style" w:eastAsia="Calibri" w:hAnsi="Bookman Old Style"/>
+                <w:lang w:val="pt-BR"/>
+              </w:rPr>
+              <w:t xml:space="preserve">   </w:t>
             </w:r>
             <w:r>
               <w:rPr>
@@ -1441,6 +1566,7 @@
               </w:rPr>
               <w:t>(</w:t>
             </w:r>
+            <w:proofErr w:type="gramEnd"/>
             <w:r>
               <w:rPr>
                 <w:rFonts w:ascii="Bookman Old Style" w:eastAsia="Calibri" w:hAnsi="Bookman Old Style"/>
@@ -1473,6 +1599,7 @@
               </w:rPr>
               <w:t xml:space="preserve">XXI. </w:t>
             </w:r>
+            <w:proofErr w:type="gramStart"/>
             <w:r>
               <w:rPr>
                 <w:rFonts w:ascii="Bookman Old Style" w:eastAsia="Calibri" w:hAnsi="Bookman Old Style"/>
@@ -1494,6 +1621,7 @@
               </w:rPr>
               <w:t>(</w:t>
             </w:r>
+            <w:proofErr w:type="gramEnd"/>
             <w:r>
               <w:rPr>
                 <w:rFonts w:ascii="Bookman Old Style" w:eastAsia="Calibri" w:hAnsi="Bookman Old Style"/>
@@ -1519,6 +1647,7 @@
                 <w:lang w:val="pt-BR"/>
               </w:rPr>
             </w:pPr>
+            <w:proofErr w:type="gramStart"/>
             <w:r>
               <w:rPr>
                 <w:rFonts w:ascii="Bookman Old Style" w:eastAsia="Calibri" w:hAnsi="Bookman Old Style"/>
@@ -1526,6 +1655,7 @@
               </w:rPr>
               <w:t>XXII.  (</w:t>
             </w:r>
+            <w:proofErr w:type="gramEnd"/>
             <w:r>
               <w:rPr>
                 <w:rFonts w:ascii="Bookman Old Style" w:eastAsia="Calibri" w:hAnsi="Bookman Old Style"/>
@@ -1558,6 +1688,7 @@
                 <w:lang w:val="pt-BR"/>
               </w:rPr>
             </w:pPr>
+            <w:proofErr w:type="gramStart"/>
             <w:r>
               <w:rPr>
                 <w:rFonts w:ascii="Bookman Old Style" w:eastAsia="Calibri" w:hAnsi="Bookman Old Style"/>
@@ -1579,6 +1710,7 @@
               </w:rPr>
               <w:t>.  (</w:t>
             </w:r>
+            <w:proofErr w:type="gramEnd"/>
             <w:r>
               <w:rPr>
                 <w:rFonts w:ascii="Bookman Old Style" w:eastAsia="Calibri" w:hAnsi="Bookman Old Style"/>
@@ -1611,6 +1743,7 @@
                 <w:lang w:val="pt-BR"/>
               </w:rPr>
             </w:pPr>
+            <w:proofErr w:type="gramStart"/>
             <w:r>
               <w:rPr>
                 <w:rFonts w:ascii="Bookman Old Style" w:eastAsia="Calibri" w:hAnsi="Bookman Old Style"/>
@@ -1632,6 +1765,7 @@
               </w:rPr>
               <w:t>V.  (</w:t>
             </w:r>
+            <w:proofErr w:type="gramEnd"/>
             <w:r>
               <w:rPr>
                 <w:rFonts w:ascii="Bookman Old Style" w:eastAsia="Calibri" w:hAnsi="Bookman Old Style"/>
@@ -1669,7 +1803,15 @@
                 <w:rFonts w:ascii="Bookman Old Style" w:eastAsia="Calibri" w:hAnsi="Bookman Old Style"/>
                 <w:lang w:val="pt-BR"/>
               </w:rPr>
-              <w:t xml:space="preserve">XXV.  </w:t>
+              <w:t>XXV.</w:t>
+            </w:r>
+            <w:proofErr w:type="gramStart"/>
+            <w:r>
+              <w:rPr>
+                <w:rFonts w:ascii="Bookman Old Style" w:eastAsia="Calibri" w:hAnsi="Bookman Old Style"/>
+                <w:lang w:val="pt-BR"/>
+              </w:rPr>
+              <w:t xml:space="preserve">  </w:t>
             </w:r>
             <w:r>
               <w:rPr>
@@ -1685,6 +1827,7 @@
               </w:rPr>
               <w:t>(</w:t>
             </w:r>
+            <w:proofErr w:type="gramEnd"/>
             <w:r>
               <w:rPr>
                 <w:rFonts w:ascii="Bookman Old Style" w:eastAsia="Calibri" w:hAnsi="Bookman Old Style"/>
@@ -1717,6 +1860,7 @@
                 <w:lang w:val="pt-BR"/>
               </w:rPr>
             </w:pPr>
+            <w:proofErr w:type="gramStart"/>
             <w:r>
               <w:rPr>
                 <w:rFonts w:ascii="Bookman Old Style" w:eastAsia="Calibri" w:hAnsi="Bookman Old Style"/>
@@ -1738,6 +1882,7 @@
               </w:rPr>
               <w:t>(</w:t>
             </w:r>
+            <w:proofErr w:type="gramEnd"/>
             <w:r>
               <w:rPr>
                 <w:rFonts w:ascii="Bookman Old Style" w:eastAsia="Calibri" w:hAnsi="Bookman Old Style"/>
@@ -1828,8 +1973,17 @@
                 <w:rFonts w:ascii="Bookman Old Style" w:eastAsia="Calibri" w:hAnsi="Bookman Old Style"/>
                 <w:lang w:val="pt-BR"/>
               </w:rPr>
-              <w:t>.   (</w:t>
-            </w:r>
+              <w:t>.</w:t>
+            </w:r>
+            <w:proofErr w:type="gramStart"/>
+            <w:r>
+              <w:rPr>
+                <w:rFonts w:ascii="Bookman Old Style" w:eastAsia="Calibri" w:hAnsi="Bookman Old Style"/>
+                <w:lang w:val="pt-BR"/>
+              </w:rPr>
+              <w:t xml:space="preserve">   (</w:t>
+            </w:r>
+            <w:proofErr w:type="gramEnd"/>
             <w:r>
               <w:rPr>
                 <w:rFonts w:ascii="Bookman Old Style" w:eastAsia="Calibri" w:hAnsi="Bookman Old Style"/>
@@ -1937,8 +2091,17 @@
                 <w:rFonts w:ascii="Bookman Old Style" w:eastAsia="Calibri" w:hAnsi="Bookman Old Style"/>
                 <w:lang w:val="pt-BR"/>
               </w:rPr>
-              <w:t>.   (</w:t>
-            </w:r>
+              <w:t>.</w:t>
+            </w:r>
+            <w:proofErr w:type="gramStart"/>
+            <w:r>
+              <w:rPr>
+                <w:rFonts w:ascii="Bookman Old Style" w:eastAsia="Calibri" w:hAnsi="Bookman Old Style"/>
+                <w:lang w:val="pt-BR"/>
+              </w:rPr>
+              <w:t xml:space="preserve">   (</w:t>
+            </w:r>
+            <w:proofErr w:type="gramEnd"/>
             <w:r>
               <w:rPr>
                 <w:rFonts w:ascii="Bookman Old Style" w:eastAsia="Calibri" w:hAnsi="Bookman Old Style"/>
@@ -1971,6 +2134,7 @@
               </w:rPr>
               <w:t xml:space="preserve">XXX.   </w:t>
             </w:r>
+            <w:proofErr w:type="gramStart"/>
             <w:r>
               <w:rPr>
                 <w:rFonts w:ascii="Bookman Old Style" w:eastAsia="Calibri" w:hAnsi="Bookman Old Style"/>
@@ -1985,6 +2149,7 @@
               </w:rPr>
               <w:t>(</w:t>
             </w:r>
+            <w:proofErr w:type="gramEnd"/>
             <w:r>
               <w:rPr>
                 <w:rFonts w:ascii="Bookman Old Style" w:eastAsia="Calibri" w:hAnsi="Bookman Old Style"/>
@@ -2059,6 +2224,7 @@
               </w:rPr>
               <w:t xml:space="preserve">.  </w:t>
             </w:r>
+            <w:proofErr w:type="gramStart"/>
             <w:r>
               <w:rPr>
                 <w:rFonts w:ascii="Bookman Old Style" w:eastAsia="Calibri" w:hAnsi="Bookman Old Style"/>
@@ -2073,6 +2239,7 @@
               </w:rPr>
               <w:t>(</w:t>
             </w:r>
+            <w:proofErr w:type="gramEnd"/>
             <w:r>
               <w:rPr>
                 <w:rFonts w:ascii="Bookman Old Style" w:eastAsia="Calibri" w:hAnsi="Bookman Old Style"/>
@@ -2106,6 +2273,7 @@
               <w:lastRenderedPageBreak/>
               <w:t xml:space="preserve">XXXII. </w:t>
             </w:r>
+            <w:proofErr w:type="gramStart"/>
             <w:r>
               <w:rPr>
                 <w:rFonts w:ascii="Bookman Old Style" w:eastAsia="Calibri" w:hAnsi="Bookman Old Style"/>
@@ -2120,6 +2288,7 @@
               </w:rPr>
               <w:t>(</w:t>
             </w:r>
+            <w:proofErr w:type="gramEnd"/>
             <w:r>
               <w:rPr>
                 <w:rFonts w:ascii="Bookman Old Style" w:eastAsia="Calibri" w:hAnsi="Bookman Old Style"/>
@@ -2192,7 +2361,15 @@
                 <w:rFonts w:ascii="Bookman Old Style" w:eastAsia="Calibri" w:hAnsi="Bookman Old Style"/>
                 <w:lang w:val="pt-BR"/>
               </w:rPr>
-              <w:t xml:space="preserve">. </w:t>
+              <w:t>.</w:t>
+            </w:r>
+            <w:proofErr w:type="gramStart"/>
+            <w:r>
+              <w:rPr>
+                <w:rFonts w:ascii="Bookman Old Style" w:eastAsia="Calibri" w:hAnsi="Bookman Old Style"/>
+                <w:lang w:val="pt-BR"/>
+              </w:rPr>
+              <w:t xml:space="preserve"> </w:t>
             </w:r>
             <w:r>
               <w:rPr>
@@ -2208,6 +2385,7 @@
               </w:rPr>
               <w:t>(</w:t>
             </w:r>
+            <w:proofErr w:type="gramEnd"/>
             <w:r>
               <w:rPr>
                 <w:rFonts w:ascii="Bookman Old Style" w:eastAsia="Calibri" w:hAnsi="Bookman Old Style"/>
@@ -2279,7 +2457,15 @@
                 <w:rFonts w:ascii="Bookman Old Style" w:eastAsia="Calibri" w:hAnsi="Bookman Old Style"/>
                 <w:lang w:val="pt-BR"/>
               </w:rPr>
-              <w:t xml:space="preserve">.   </w:t>
+              <w:t xml:space="preserve">. </w:t>
+            </w:r>
+            <w:proofErr w:type="gramStart"/>
+            <w:r>
+              <w:rPr>
+                <w:rFonts w:ascii="Bookman Old Style" w:eastAsia="Calibri" w:hAnsi="Bookman Old Style"/>
+                <w:lang w:val="pt-BR"/>
+              </w:rPr>
+              <w:t xml:space="preserve">  </w:t>
             </w:r>
             <w:r>
               <w:rPr>
@@ -2295,6 +2481,7 @@
               </w:rPr>
               <w:t>(</w:t>
             </w:r>
+            <w:proofErr w:type="gramEnd"/>
             <w:r>
               <w:rPr>
                 <w:rFonts w:ascii="Bookman Old Style" w:eastAsia="Calibri" w:hAnsi="Bookman Old Style"/>
@@ -2338,8 +2525,17 @@
                 <w:rFonts w:ascii="Bookman Old Style" w:eastAsia="Calibri" w:hAnsi="Bookman Old Style"/>
                 <w:lang w:val="pt-BR"/>
               </w:rPr>
-              <w:t>XXXVI.    (</w:t>
-            </w:r>
+              <w:t xml:space="preserve">XXXVI. </w:t>
+            </w:r>
+            <w:proofErr w:type="gramStart"/>
+            <w:r>
+              <w:rPr>
+                <w:rFonts w:ascii="Bookman Old Style" w:eastAsia="Calibri" w:hAnsi="Bookman Old Style"/>
+                <w:lang w:val="pt-BR"/>
+              </w:rPr>
+              <w:t xml:space="preserve">   (</w:t>
+            </w:r>
+            <w:proofErr w:type="gramEnd"/>
             <w:r>
               <w:rPr>
                 <w:rFonts w:ascii="Bookman Old Style" w:eastAsia="Calibri" w:hAnsi="Bookman Old Style"/>
@@ -2383,7 +2579,15 @@
                 <w:rFonts w:ascii="Bookman Old Style" w:eastAsia="Calibri" w:hAnsi="Bookman Old Style"/>
                 <w:lang w:val="pt-BR"/>
               </w:rPr>
-              <w:t xml:space="preserve">XXXVII. </w:t>
+              <w:t>XXXVII.</w:t>
+            </w:r>
+            <w:proofErr w:type="gramStart"/>
+            <w:r>
+              <w:rPr>
+                <w:rFonts w:ascii="Bookman Old Style" w:eastAsia="Calibri" w:hAnsi="Bookman Old Style"/>
+                <w:lang w:val="pt-BR"/>
+              </w:rPr>
+              <w:t xml:space="preserve"> </w:t>
             </w:r>
             <w:r>
               <w:rPr>
@@ -2399,6 +2603,7 @@
               </w:rPr>
               <w:t>(</w:t>
             </w:r>
+            <w:proofErr w:type="gramEnd"/>
             <w:r>
               <w:rPr>
                 <w:rFonts w:ascii="Bookman Old Style" w:eastAsia="Calibri" w:hAnsi="Bookman Old Style"/>
@@ -2437,6 +2642,7 @@
                 <w:lang w:val="pt-BR"/>
               </w:rPr>
             </w:pPr>
+            <w:proofErr w:type="gramStart"/>
             <w:r>
               <w:rPr>
                 <w:rFonts w:ascii="Bookman Old Style" w:eastAsia="Calibri" w:hAnsi="Bookman Old Style"/>
@@ -2465,6 +2671,7 @@
               </w:rPr>
               <w:t>(</w:t>
             </w:r>
+            <w:proofErr w:type="gramEnd"/>
             <w:r>
               <w:rPr>
                 <w:rFonts w:ascii="Bookman Old Style" w:eastAsia="Calibri" w:hAnsi="Bookman Old Style"/>
@@ -2706,7 +2913,23 @@
           <w:rFonts w:ascii="Bookman Old Style" w:hAnsi="Bookman Old Style"/>
           <w:lang w:val="pt-BR"/>
         </w:rPr>
-        <w:t>Estou ciente de que o descumprimento do compromisso ora assumido, além de obrigar a devolução de importâncias recebidas indevidamente, quando for o caso, sujeitar-me-á às penalidades previstas nos arts. 171 e 299, ambos do Código Penal.</w:t>
+        <w:t xml:space="preserve">Estou ciente de que o descumprimento do compromisso ora assumido, além de obrigar a devolução de importâncias recebidas indevidamente, quando for o caso, sujeitar-me-á às penalidades previstas nos </w:t>
+      </w:r>
+      <w:proofErr w:type="spellStart"/>
+      <w:r>
+        <w:rPr>
+          <w:rFonts w:ascii="Bookman Old Style" w:hAnsi="Bookman Old Style"/>
+          <w:lang w:val="pt-BR"/>
+        </w:rPr>
+        <w:t>arts</w:t>
+      </w:r>
+      <w:proofErr w:type="spellEnd"/>
+      <w:r>
+        <w:rPr>
+          <w:rFonts w:ascii="Bookman Old Style" w:hAnsi="Bookman Old Style"/>
+          <w:lang w:val="pt-BR"/>
+        </w:rPr>
+        <w:t>. 171 e 299, ambos do Código Penal.</w:t>
       </w:r>
     </w:p>
     <w:p>
@@ -2758,6 +2981,7 @@
         </w:rPr>
         <w:t xml:space="preserve"> ${</w:t>
       </w:r>
+      <w:proofErr w:type="spellStart"/>
       <w:r>
         <w:rPr>
           <w:rFonts w:ascii="Bookman Old Style" w:hAnsi="Bookman Old Style"/>
@@ -2765,6 +2989,7 @@
         </w:rPr>
         <w:t>dataReferenciaNumerica</w:t>
       </w:r>
+      <w:proofErr w:type="spellEnd"/>
       <w:r>
         <w:rPr>
           <w:rFonts w:ascii="Bookman Old Style" w:hAnsi="Bookman Old Style"/>
@@ -2779,6 +3004,7 @@
         </w:rPr>
         <w:tab/>
       </w:r>
+      <w:proofErr w:type="spellStart"/>
       <w:r>
         <w:rPr>
           <w:rFonts w:ascii="Bookman Old Style" w:hAnsi="Bookman Old Style"/>
@@ -2788,7 +3014,19 @@
           <w:szCs w:val="20"/>
           <w:lang w:val="pt-BR"/>
         </w:rPr>
-        <w:t>Gleidmilson da Silva Bertoldi</w:t>
+        <w:t>Gleidmilson</w:t>
+      </w:r>
+      <w:proofErr w:type="spellEnd"/>
+      <w:r>
+        <w:rPr>
+          <w:rFonts w:ascii="Bookman Old Style" w:hAnsi="Bookman Old Style"/>
+          <w:b/>
+          <w:bCs/>
+          <w:sz w:val="20"/>
+          <w:szCs w:val="20"/>
+          <w:lang w:val="pt-BR"/>
+        </w:rPr>
+        <w:t xml:space="preserve"> da Silva Bertoldi</w:t>
       </w:r>
     </w:p>
     <w:p>
